--- a/docs/thesis/decentralized-voting-system-thesis-20000.docx
+++ b/docs/thesis/decentralized-voting-system-thesis-20000.docx
@@ -638,85 +638,7 @@
         <w:pStyle w:val="AbstractBody"/>
       </w:pPr>
       <w:r>
-        <w:t>随着在线治理和数字化协同场景不断扩大，电子投票系统需要兼顾可用性、可信计票、过程公开和结果可验证。本文设计并实现了一个基于</w:t>
-      </w:r>
-      <w:r>
-        <w:t xml:space="preserve"> Solidity </w:t>
-      </w:r>
-      <w:r>
-        <w:t>智能合约与</w:t>
-      </w:r>
-      <w:r>
-        <w:t xml:space="preserve"> Ethereum Sepolia </w:t>
-      </w:r>
-      <w:r>
-        <w:t>测试网的去中心化电子投票系统。系统以</w:t>
-      </w:r>
-      <w:r>
-        <w:t xml:space="preserve"> VotingSystem </w:t>
-      </w:r>
-      <w:r>
-        <w:t>合约承载投票规则，采用</w:t>
-      </w:r>
-      <w:r>
-        <w:t xml:space="preserve"> Merkle Tree </w:t>
-      </w:r>
-      <w:r>
-        <w:t>白名单控制选民资格，使用</w:t>
-      </w:r>
-      <w:r>
-        <w:t xml:space="preserve"> React</w:t>
-      </w:r>
-      <w:r>
-        <w:t>、</w:t>
-      </w:r>
-      <w:r>
-        <w:t>Vite</w:t>
-      </w:r>
-      <w:r>
-        <w:t>、</w:t>
-      </w:r>
-      <w:r>
-        <w:t xml:space="preserve">TypeScript </w:t>
-      </w:r>
-      <w:r>
-        <w:t>与</w:t>
-      </w:r>
-      <w:r>
-        <w:t xml:space="preserve"> Ethers.js </w:t>
-      </w:r>
-      <w:r>
-        <w:t>构建</w:t>
-      </w:r>
-      <w:r>
-        <w:t xml:space="preserve"> DApp </w:t>
-      </w:r>
-      <w:r>
-        <w:t>前端，并通过</w:t>
-      </w:r>
-      <w:r>
-        <w:t xml:space="preserve"> MetaMask </w:t>
-      </w:r>
-      <w:r>
-        <w:t>完成钱包连接和交易签名。测试结果表明，系统能够处理白名单投票、非白名单拦截、防重复投票、候选项校验、截止时间控制和结果读取等核心场景，</w:t>
-      </w:r>
-      <w:r>
-        <w:t xml:space="preserve">16 </w:t>
-      </w:r>
-      <w:r>
-        <w:t>个自动化测试用例全部通过；</w:t>
-      </w:r>
-      <w:r>
-        <w:t xml:space="preserve">Gas </w:t>
-      </w:r>
-      <w:r>
-        <w:t>报告和</w:t>
-      </w:r>
-      <w:r>
-        <w:t xml:space="preserve"> Sepolia </w:t>
-      </w:r>
-      <w:r>
-        <w:t>部署记录验证了系统的可部署性与工程可行性。</w:t>
+        <w:t>随着在线治理和数字化协同场景不断扩大，电子投票系统需要兼顾可用性、可信计票、过程公开和结果可验证。本文设计并实现了一个基于 Solidity 智能合约与 Ethereum Sepolia 测试网的去中心化电子投票系统。系统以 VotingSystem 合约承载投票规则，采用 Merkle Tree 白名单控制选民资格，使用 React、Vite、TypeScript 与 Ethers.js 构建 DApp 前端，并通过 MetaMask 完成钱包连接和交易签名。测试结果表明，系统能够处理白名单投票、非白名单拦截、防重复投票、候选项校验、截止时间控制和结果读取等核心场景，24 个自动化测试用例全部通过；Gas 报告和 Sepolia 部署记录验证了系统的可部署性与工程可行性。</w:t>
       </w:r>
     </w:p>
     <w:p>
@@ -778,7 +700,7 @@
         <w:pStyle w:val="EnglishAbstract"/>
       </w:pPr>
       <w:r>
-        <w:t>With the growth of online governance and digital collaboration, electronic voting systems are expected to provide usability, trustworthy tallying, transparent execution, and verifiable results. This thesis designs and implements a decentralized electronic voting system based on Solidity smart contracts and the Ethereum Sepolia test network. The core voting rules are implemented in the VotingSystem contract, while voter eligibility is controlled by a Merkle Tree whitelist. The web client is built with React, Vite, TypeScript, and Ethers.js, and MetaMask is used for wallet connection and transaction signing. The system supports whitelisted voting, rejection of ineligible accounts, duplicate-vote prevention, candidate validation, deadline control, result reading, and deployment evidence display. The implementation is verified through Hardhat automated tests, a gas report, and Sepolia deployment records. All 16 automated test cases pass. The local gas report shows that contract deployment consumes 869,715 gas on average, and the vote function consumes 77,880 gas on average. The Sepolia deployment record further confirms that the system can be deployed and audited on a public test network. The thesis also clarifies that the current design provides address-level pseudonymity rather than strong anonymity, which makes it suitable for teaching demonstrations and engineering-oriented voting scenarios.</w:t>
+        <w:t>With the growth of online governance and digital collaboration, electronic voting systems are expected to provide usability, trustworthy tallying, transparent execution, and verifiable results. This thesis designs and implements a decentralized electronic voting system based on Solidity smart contracts and the Ethereum Sepolia test network. The core voting rules are implemented in the VotingSystem contract, while voter eligibility is controlled by a Merkle Tree whitelist. The web client is built with React, Vite, TypeScript, and Ethers.js, and MetaMask is used for wallet connection and transaction signing. The system supports whitelisted voting, rejection of ineligible accounts, duplicate-vote prevention, candidate validation, deadline control, result reading, and deployment evidence display. The implementation is verified through Hardhat automated tests, a gas report, Slither static analysis, and Sepolia deployment records. All 24 automated test cases pass. The local gas report shows that contract deployment consumes 767,754 gas, and the vote function consumes 73,661 gas on average. The latest Sepolia deployment consumes 903,205 gas. The thesis also clarifies that the current design provides address-level pseudonymity rather than strong anonymity, which makes it suitable for teaching demonstrations and engineering-oriented voting scenarios.</w:t>
       </w:r>
     </w:p>
     <w:p>
@@ -5986,34 +5908,7 @@
     </w:p>
     <w:p>
       <w:r>
-        <w:t xml:space="preserve">OpenZeppelin </w:t>
-      </w:r>
-      <w:r>
-        <w:t>是</w:t>
-      </w:r>
-      <w:r>
-        <w:t xml:space="preserve"> Solidity </w:t>
-      </w:r>
-      <w:r>
-        <w:t>生态中常用的安全组件库。本文使用</w:t>
-      </w:r>
-      <w:r>
-        <w:t xml:space="preserve"> Ownable </w:t>
-      </w:r>
-      <w:r>
-        <w:t>管理合约部署者身份，使用</w:t>
-      </w:r>
-      <w:r>
-        <w:t xml:space="preserve"> MerkleProof </w:t>
-      </w:r>
-      <w:r>
-        <w:t>验证白名单地址是否属于</w:t>
-      </w:r>
-      <w:r>
-        <w:t xml:space="preserve"> Merkle Tree</w:t>
-      </w:r>
-      <w:r>
-        <w:t>。复用成熟组件可以减少自行实现底层密码学函数和权限逻辑时引入缺陷的概率。</w:t>
+        <w:t>OpenZeppelin 是 Solidity 生态中常用的安全组件库。本文使用 MerkleProof 验证白名单地址是否属于 Merkle Tree，避免自行实现底层证明校验逻辑而引入缺陷。合约部署后不再改变的 votingEndTime 和 merkleRoot 被声明为 immutable，以减少不必要的状态读取并回应静态分析建议。</w:t>
       </w:r>
     </w:p>
     <w:p>
@@ -10068,23 +9963,8 @@
             <w:vAlign w:val="center"/>
           </w:tcPr>
           <w:p>
-            <w:pPr>
-              <w:spacing w:line="276" w:lineRule="auto"/>
-              <w:ind w:firstLine="0"/>
-              <w:jc w:val="left"/>
-            </w:pPr>
             <w:r>
-              <w:rPr>
-                <w:sz w:val="21"/>
-              </w:rPr>
-              <w:t>0xf1793b5DE04811Aca913C4</w:t>
-            </w:r>
-            <w:r>
-              <w:rPr>
-                <w:sz w:val="21"/>
-              </w:rPr>
-              <w:br/>
-              <w:t>50F3C4aF380E1e5297</w:t>
+              <w:t>0x27D45F85F300d4169D01cA1561388583cF8253D9</w:t>
             </w:r>
           </w:p>
         </w:tc>
@@ -10198,30 +10078,8 @@
             <w:vAlign w:val="center"/>
           </w:tcPr>
           <w:p>
-            <w:pPr>
-              <w:spacing w:line="276" w:lineRule="auto"/>
-              <w:ind w:firstLine="0"/>
-              <w:jc w:val="left"/>
-            </w:pPr>
             <w:r>
-              <w:rPr>
-                <w:sz w:val="21"/>
-              </w:rPr>
-              <w:t>0x8aa3a6c20bf3a4bece025b</w:t>
-            </w:r>
-            <w:r>
-              <w:rPr>
-                <w:sz w:val="21"/>
-              </w:rPr>
-              <w:br/>
-              <w:t>f370f3ec8fe6b6859da5b209</w:t>
-            </w:r>
-            <w:r>
-              <w:rPr>
-                <w:sz w:val="21"/>
-              </w:rPr>
-              <w:br/>
-              <w:t>50ef7255852fb33f31</w:t>
+              <w:t>0x06779ad4e5a6bb7ff72501d842d18310817489c3def8c46becb5436c8344d77b</w:t>
             </w:r>
           </w:p>
         </w:tc>
@@ -10273,16 +10131,8 @@
             <w:vAlign w:val="center"/>
           </w:tcPr>
           <w:p>
-            <w:pPr>
-              <w:spacing w:line="276" w:lineRule="auto"/>
-              <w:ind w:firstLine="0"/>
-              <w:jc w:val="center"/>
-            </w:pPr>
             <w:r>
-              <w:rPr>
-                <w:sz w:val="21"/>
-              </w:rPr>
-              <w:t>959938</w:t>
+              <w:t>903205</w:t>
             </w:r>
           </w:p>
         </w:tc>
@@ -10329,16 +10179,8 @@
             <w:vAlign w:val="center"/>
           </w:tcPr>
           <w:p>
-            <w:pPr>
-              <w:spacing w:line="276" w:lineRule="auto"/>
-              <w:ind w:firstLine="0"/>
-              <w:jc w:val="left"/>
-            </w:pPr>
             <w:r>
-              <w:rPr>
-                <w:sz w:val="21"/>
-              </w:rPr>
-              <w:t>2026-05-06T09:22:26.295Z</w:t>
+              <w:t>2026-05-13T05:39:49.687Z</w:t>
             </w:r>
           </w:p>
         </w:tc>
@@ -11146,49 +10988,7 @@
     </w:p>
     <w:p>
       <w:r>
-        <w:t>在当前工作区执行</w:t>
-      </w:r>
-      <w:r>
-        <w:t xml:space="preserve"> npm test</w:t>
-      </w:r>
-      <w:r>
-        <w:t>，共</w:t>
-      </w:r>
-      <w:r>
-        <w:t xml:space="preserve"> 16 </w:t>
-      </w:r>
-      <w:r>
-        <w:t>个自动化测试用例通过；执行</w:t>
-      </w:r>
-      <w:r>
-        <w:t xml:space="preserve"> npm run web:build</w:t>
-      </w:r>
-      <w:r>
-        <w:t>，前端</w:t>
-      </w:r>
-      <w:r>
-        <w:t xml:space="preserve"> TypeScript </w:t>
-      </w:r>
-      <w:r>
-        <w:t>编译与</w:t>
-      </w:r>
-      <w:r>
-        <w:t xml:space="preserve"> Vite </w:t>
-      </w:r>
-      <w:r>
-        <w:t>构建通过。</w:t>
-      </w:r>
-      <w:r>
-        <w:t xml:space="preserve">Vite </w:t>
-      </w:r>
-      <w:r>
-        <w:t>构建输出中出现大</w:t>
-      </w:r>
-      <w:r>
-        <w:t xml:space="preserve"> chunk </w:t>
-      </w:r>
-      <w:r>
-        <w:t>提示，这是前端打包体积优化建议，不影响本次论文功能验证。</w:t>
+        <w:t>在当前工作区执行 npm test，共 24 个自动化测试用例通过；执行 npm run web:build，前端 TypeScript 编译与 Vite 构建通过。Vite 构建输出中出现大 chunk 提示，这是前端打包体积优化建议，不影响本次论文功能验证。</w:t>
       </w:r>
     </w:p>
     <w:p>
@@ -12328,16 +12128,8 @@
             <w:vAlign w:val="center"/>
           </w:tcPr>
           <w:p>
-            <w:pPr>
-              <w:spacing w:line="276" w:lineRule="auto"/>
-              <w:ind w:firstLine="0"/>
-              <w:jc w:val="center"/>
-            </w:pPr>
             <w:r>
-              <w:rPr>
-                <w:sz w:val="21"/>
-              </w:rPr>
-              <w:t>869,715</w:t>
+              <w:t>767,754</w:t>
             </w:r>
           </w:p>
         </w:tc>
@@ -12426,22 +12218,8 @@
             <w:vAlign w:val="center"/>
           </w:tcPr>
           <w:p>
-            <w:pPr>
-              <w:spacing w:line="276" w:lineRule="auto"/>
-              <w:ind w:firstLine="0"/>
-              <w:jc w:val="center"/>
-            </w:pPr>
             <w:r>
-              <w:rPr>
-                <w:sz w:val="21"/>
-              </w:rPr>
-              <w:t>平均</w:t>
-            </w:r>
-            <w:r>
-              <w:rPr>
-                <w:sz w:val="21"/>
-              </w:rPr>
-              <w:t xml:space="preserve"> 77,880</w:t>
+              <w:t>平均 73,661</w:t>
             </w:r>
           </w:p>
         </w:tc>
@@ -12530,16 +12308,8 @@
             <w:vAlign w:val="center"/>
           </w:tcPr>
           <w:p>
-            <w:pPr>
-              <w:spacing w:line="276" w:lineRule="auto"/>
-              <w:ind w:firstLine="0"/>
-              <w:jc w:val="center"/>
-            </w:pPr>
             <w:r>
-              <w:rPr>
-                <w:sz w:val="21"/>
-              </w:rPr>
-              <w:t>959938</w:t>
+              <w:t>903205</w:t>
             </w:r>
           </w:p>
         </w:tc>
@@ -13372,13 +13142,7 @@
     </w:p>
     <w:p>
       <w:r>
-        <w:t>系统尚未集成</w:t>
-      </w:r>
-      <w:r>
-        <w:t xml:space="preserve"> Slither </w:t>
-      </w:r>
-      <w:r>
-        <w:t>等静态分析工具输出，未来可把静态审计报告纳入持续集成流程，增强合约安全验证证据。</w:t>
+        <w:t>系统已补充 Slither 静态分析输出，审计结果显示当前合约主要保留 block.timestamp 截止时间提示。该提示已在论文和审计报告中作为受控业务风险解释。未来可继续把静态审计报告纳入持续集成流程，并补充更严格的形式化验证或第三方审计。</w:t>
       </w:r>
     </w:p>
     <w:p>
@@ -13461,7 +13225,7 @@
         <w:pStyle w:val="Reference"/>
       </w:pPr>
       <w:r>
-        <w:t>[8] OpenZeppelin. OpenZeppelin Contracts documentation: Ownable and MerkleProof[EB/OL]. 2026[2026-05-08]. https://docs.openzeppelin.com/contracts/.</w:t>
+        <w:t>[8] OpenZeppelin. OpenZeppelin Contracts documentation: MerkleProof[EB/OL]. 2026[2026-05-13]. https://docs.openzeppelin.com/contracts/.</w:t>
       </w:r>
     </w:p>
     <w:p>
@@ -13651,11 +13415,7 @@
         <w:pStyle w:val="Code"/>
       </w:pPr>
       <w:r>
-        <w:t>合约地址：0xf1793b5DE04811Aca913C4</w:t>
-      </w:r>
-      <w:r>
-        <w:br/>
-        <w:t>50F3C4aF380E1e5297</w:t>
+        <w:t>合约地址：0x27D45F85F300d4169D01cA1561388583cF8253D9</w:t>
       </w:r>
     </w:p>
     <w:p>
@@ -13663,15 +13423,7 @@
         <w:pStyle w:val="Code"/>
       </w:pPr>
       <w:r>
-        <w:t>部署交易 Hash：0x8aa3a6c20bf3a4bece025b</w:t>
-      </w:r>
-      <w:r>
-        <w:br/>
-        <w:t>f370f3ec8fe6b6859da5b209</w:t>
-      </w:r>
-      <w:r>
-        <w:br/>
-        <w:t>50ef7255852fb33f31</w:t>
+        <w:t>部署交易 Hash：0x06779ad4e5a6bb7ff72501d842d18310817489c3def8c46becb5436c8344d77b</w:t>
       </w:r>
     </w:p>
     <w:p>
@@ -13679,24 +13431,82 @@
         <w:pStyle w:val="Code"/>
       </w:pPr>
       <w:r>
-        <w:t>Etherscan 地址：https://sepolia.ethersca</w:t>
-      </w:r>
-      <w:r>
-        <w:br/>
-        <w:t>n.io/address/0xf1793b5DE</w:t>
-      </w:r>
-      <w:r>
-        <w:br/>
-        <w:t>04811Aca913C450F3C4aF380</w:t>
-      </w:r>
-      <w:r>
-        <w:br/>
-        <w:t>E1e5297</w:t>
+        <w:t>Etherscan 地址：https://sepolia.etherscan.io/address/0x27D45F85F300d4169D01cA1561388583cF8253D9</w:t>
       </w:r>
     </w:p>
     <w:p>
       <w:r>
         <w:br w:type="page"/>
+      </w:r>
+    </w:p>
+    <w:p>
+      <w:pPr>
+        <w:pStyle w:val="1"/>
+      </w:pPr>
+      <w:r>
+        <w:t>附录 C 算法与安全推导补充</w:t>
+      </w:r>
+    </w:p>
+    <w:p>
+      <w:pPr>
+        <w:pStyle w:val="21"/>
+      </w:pPr>
+      <w:r>
+        <w:t>C.1 Keccak-256 哈希碰撞概率</w:t>
+      </w:r>
+    </w:p>
+    <w:p>
+      <w:pPr/>
+      <w:r>
+        <w:t>设 Keccak-256 的输出空间大小为 N = 2^256。若对 k 个不同输入计算哈希，则不发生碰撞的概率为 P(no collision) = Π(i = 0 to k - 1)(1 - i / 2^256)，至少发生一次碰撞的概率为 P(collision) = 1 - P(no collision)。当 k 远小于 2^128 时，可用生日悖论近似 P(collision) ≈ k(k - 1) / 2^257。</w:t>
+      </w:r>
+    </w:p>
+    <w:p>
+      <w:pPr/>
+      <w:r>
+        <w:t>本系统当前白名单地址数量为 k = 3，因此 P(collision) ≈ 3 / 2^256 ≈ 2.59 * 10^(-77)。即使扩展到 1,000,000 个地址，碰撞概率也约为 4.32 * 10^(-66)。因此在本系统规模下，地址叶子哈希碰撞可以视为计算上不可行。</w:t>
+      </w:r>
+    </w:p>
+    <w:p>
+      <w:pPr>
+        <w:pStyle w:val="21"/>
+      </w:pPr>
+      <w:r>
+        <w:t>C.2 ECDSA 签名验证逻辑</w:t>
+      </w:r>
+    </w:p>
+    <w:p>
+      <w:pPr/>
+      <w:r>
+        <w:t>Ethereum 账户私钥记为 d，公钥为 Q = dG，其中 G 为 secp256k1 椭圆曲线基点。交易摘要记为 z，签名为 (r, s, v)。ECDSA 验证计算 w = s^(-1) mod n，u1 = z * w mod n，u2 = r * w mod n，R = u1G + u2Q，并检查 r 是否等于 R 的横坐标模 n。Ethereum 节点会在交易进入 EVM 前完成签名恢复和发送者校验，合约读取到的 msg.sender 已经是验证后的交易发送者地址。</w:t>
+      </w:r>
+    </w:p>
+    <w:p>
+      <w:pPr>
+        <w:pStyle w:val="21"/>
+      </w:pPr>
+      <w:r>
+        <w:t>C.3 Merkle Proof 验证复杂度</w:t>
+      </w:r>
+    </w:p>
+    <w:p>
+      <w:pPr/>
+      <w:r>
+        <w:t>白名单叶子节点计算为 leaf_i = keccak256(abi.encodePacked(voterAddress_i))。构造 Merkle Tree 时启用 sortPairs，父节点可表示为 parent = H(min(left, right) || max(left, right))。合约只保存 merkleRoot，投票时提交 proof 并用 OpenZeppelin MerkleProof.verify 复算根节点。若选民数量为 n，单个 proof 长度约为 ceil(log2(n))，链上验证复杂度为 O(log n)。</w:t>
+      </w:r>
+    </w:p>
+    <w:p>
+      <w:pPr>
+        <w:pStyle w:val="21"/>
+      </w:pPr>
+      <w:r>
+        <w:t>C.4 Slither 审计结论</w:t>
+      </w:r>
+    </w:p>
+    <w:p>
+      <w:pPr/>
+      <w:r>
+        <w:t>本文使用 Slither 0.11.5 执行静态分析，命令为 slither . --filter-paths "node_modules|artifacts|cache"。审计结果仅保留 block.timestamp 相关提示，位置为构造函数、vote 和 isVotingOpen。该时间戳用于投票截止时间判断，不用于随机数、开奖或资金分配，因此作为受控业务风险接受。初次审计中关于 votingEndTime 与 merkleRoot 可声明为 immutable 的建议已经完成修改。</w:t>
       </w:r>
     </w:p>
     <w:p>
